--- a/Титульный лист и ТЗ. Синицкая Я. В.docx
+++ b/Титульный лист и ТЗ. Синицкая Я. В.docx
@@ -714,25 +714,7 @@
           <w:szCs w:val="24"/>
           <w:u w:val="single"/>
         </w:rPr>
-        <w:t xml:space="preserve"> поля</w:t>
-      </w:r>
-      <w:r>
-        <w:rPr>
-          <w:rFonts w:ascii="Times New Roman" w:eastAsia="Calibri" w:hAnsi="Times New Roman" w:cs="Times New Roman"/>
-          <w:sz w:val="24"/>
-          <w:szCs w:val="24"/>
-          <w:u w:val="single"/>
-        </w:rPr>
-        <w:t>"</w:t>
-      </w:r>
-      <w:r>
-        <w:rPr>
-          <w:rFonts w:ascii="Times New Roman" w:eastAsia="Calibri" w:hAnsi="Times New Roman" w:cs="Times New Roman"/>
-          <w:sz w:val="24"/>
-          <w:szCs w:val="24"/>
-          <w:u w:val="single"/>
-        </w:rPr>
-        <w:t xml:space="preserve"> </w:t>
+        <w:t xml:space="preserve"> поля" </w:t>
       </w:r>
       <w:r>
         <w:rPr>
@@ -3235,7 +3217,28 @@
           <w:u w:val="single"/>
           <w:lang w:eastAsia="ru-RU"/>
         </w:rPr>
-        <w:t xml:space="preserve">; Глава 2. </w:t>
+        <w:t xml:space="preserve"> предметной области</w:t>
+      </w:r>
+      <w:r>
+        <w:rPr>
+          <w:rFonts w:ascii="Times New Roman" w:hAnsi="Times New Roman" w:cs="Times New Roman"/>
+          <w:sz w:val="24"/>
+          <w:szCs w:val="24"/>
+          <w:u w:val="single"/>
+          <w:lang w:eastAsia="ru-RU"/>
+        </w:rPr>
+        <w:t xml:space="preserve">; Глава </w:t>
+      </w:r>
+      <w:proofErr w:type="gramStart"/>
+      <w:r>
+        <w:rPr>
+          <w:rFonts w:ascii="Times New Roman" w:hAnsi="Times New Roman" w:cs="Times New Roman"/>
+          <w:sz w:val="24"/>
+          <w:szCs w:val="24"/>
+          <w:u w:val="single"/>
+          <w:lang w:eastAsia="ru-RU"/>
+        </w:rPr>
+        <w:t>2.</w:t>
       </w:r>
       <w:r>
         <w:rPr>
@@ -3247,35 +3250,26 @@
         </w:rPr>
         <w:t>Моделирование</w:t>
       </w:r>
-      <w:r>
-        <w:rPr>
-          <w:rFonts w:ascii="Times New Roman" w:hAnsi="Times New Roman" w:cs="Times New Roman"/>
-          <w:sz w:val="24"/>
-          <w:szCs w:val="24"/>
-          <w:u w:val="single"/>
-          <w:lang w:eastAsia="ru-RU"/>
-        </w:rPr>
-        <w:t xml:space="preserve">; </w:t>
-      </w:r>
-      <w:r>
-        <w:rPr>
-          <w:rFonts w:ascii="Times New Roman" w:hAnsi="Times New Roman" w:cs="Times New Roman"/>
-          <w:sz w:val="24"/>
-          <w:szCs w:val="24"/>
-          <w:u w:val="single"/>
-          <w:lang w:eastAsia="ru-RU"/>
-        </w:rPr>
-        <w:br/>
-      </w:r>
-      <w:r>
-        <w:rPr>
-          <w:rFonts w:ascii="Times New Roman" w:hAnsi="Times New Roman" w:cs="Times New Roman"/>
-          <w:sz w:val="24"/>
-          <w:szCs w:val="24"/>
-          <w:u w:val="single"/>
-          <w:lang w:eastAsia="ru-RU"/>
-        </w:rPr>
-        <w:t xml:space="preserve">Глава 3. </w:t>
+      <w:proofErr w:type="gramEnd"/>
+      <w:r>
+        <w:rPr>
+          <w:rFonts w:ascii="Times New Roman" w:hAnsi="Times New Roman" w:cs="Times New Roman"/>
+          <w:sz w:val="24"/>
+          <w:szCs w:val="24"/>
+          <w:u w:val="single"/>
+          <w:lang w:eastAsia="ru-RU"/>
+        </w:rPr>
+        <w:t xml:space="preserve"> игры</w:t>
+      </w:r>
+      <w:r>
+        <w:rPr>
+          <w:rFonts w:ascii="Times New Roman" w:hAnsi="Times New Roman" w:cs="Times New Roman"/>
+          <w:sz w:val="24"/>
+          <w:szCs w:val="24"/>
+          <w:u w:val="single"/>
+          <w:lang w:eastAsia="ru-RU"/>
+        </w:rPr>
+        <w:t xml:space="preserve">; Глава 3. </w:t>
       </w:r>
       <w:r>
         <w:rPr>
@@ -3295,6 +3289,16 @@
           <w:u w:val="single"/>
           <w:lang w:eastAsia="ru-RU"/>
         </w:rPr>
+        <w:t xml:space="preserve"> и тестирование игры</w:t>
+      </w:r>
+      <w:r>
+        <w:rPr>
+          <w:rFonts w:ascii="Times New Roman" w:hAnsi="Times New Roman" w:cs="Times New Roman"/>
+          <w:sz w:val="24"/>
+          <w:szCs w:val="24"/>
+          <w:u w:val="single"/>
+          <w:lang w:eastAsia="ru-RU"/>
+        </w:rPr>
         <w:t>; Заключение; Список использованной литературы, Приложение А. Листинг кода; Приложение Б. Интерфейс приложения</w:t>
       </w:r>
       <w:r>
@@ -3303,50 +3307,6 @@
           <w:sz w:val="24"/>
           <w:szCs w:val="24"/>
           <w:u w:val="single"/>
-          <w:lang w:eastAsia="ru-RU"/>
-        </w:rPr>
-        <w:t xml:space="preserve">                                                              </w:t>
-      </w:r>
-      <w:r>
-        <w:rPr>
-          <w:rFonts w:ascii="Times New Roman" w:hAnsi="Times New Roman" w:cs="Times New Roman"/>
-          <w:color w:val="FFFFFF" w:themeColor="background1"/>
-          <w:sz w:val="24"/>
-          <w:szCs w:val="24"/>
-          <w:u w:val="single"/>
-          <w:lang w:eastAsia="ru-RU"/>
-        </w:rPr>
-        <w:t>.</w:t>
-      </w:r>
-      <w:r>
-        <w:rPr>
-          <w:rFonts w:ascii="Times New Roman" w:hAnsi="Times New Roman" w:cs="Times New Roman"/>
-          <w:sz w:val="24"/>
-          <w:szCs w:val="24"/>
-          <w:u w:val="single"/>
-          <w:lang w:eastAsia="ru-RU"/>
-        </w:rPr>
-        <w:t xml:space="preserve"> </w:t>
-      </w:r>
-    </w:p>
-    <w:p>
-      <w:pPr>
-        <w:tabs>
-          <w:tab w:val="left" w:leader="underscore" w:pos="9355"/>
-        </w:tabs>
-        <w:spacing w:after="0"/>
-        <w:rPr>
-          <w:rFonts w:ascii="Times New Roman" w:hAnsi="Times New Roman" w:cs="Times New Roman"/>
-          <w:sz w:val="24"/>
-          <w:szCs w:val="24"/>
-          <w:lang w:eastAsia="ru-RU"/>
-        </w:rPr>
-      </w:pPr>
-      <w:r>
-        <w:rPr>
-          <w:rFonts w:ascii="Times New Roman" w:hAnsi="Times New Roman" w:cs="Times New Roman"/>
-          <w:sz w:val="24"/>
-          <w:szCs w:val="24"/>
           <w:lang w:eastAsia="ru-RU"/>
         </w:rPr>
         <w:tab/>
